--- a/MiniProjectPemTeksUAS/5220411097_Trio Saputro_LaporanMiniProject.docx
+++ b/MiniProjectPemTeksUAS/5220411097_Trio Saputro_LaporanMiniProject.docx
@@ -17386,7 +17386,7 @@
           <w:szCs w:val="24"/>
         </w:rPr>
         <w:drawing>
-          <wp:inline distT="0" distB="0" distL="0" distR="0" wp14:anchorId="1C2EF505" wp14:editId="1493D81C">
+          <wp:inline distT="0" distB="0" distL="0" distR="0" wp14:anchorId="1C2EF505" wp14:editId="17A8D3CA">
             <wp:extent cx="1831005" cy="1427518"/>
             <wp:effectExtent l="0" t="0" r="0" b="1270"/>
             <wp:docPr id="399539549" name="Picture 7"/>
@@ -24259,25 +24259,7 @@
                 <w:szCs w:val="24"/>
                 <w:lang w:val="en-ID"/>
               </w:rPr>
-              <w:t>Naive Bayes</w:t>
-            </w:r>
-            <w:r>
-              <w:rPr>
-                <w:rFonts w:ascii="Times New Roman" w:hAnsi="Times New Roman" w:cs="Times New Roman"/>
-                <w:sz w:val="24"/>
-                <w:szCs w:val="24"/>
-                <w:lang w:val="en-ID"/>
-              </w:rPr>
-              <w:t xml:space="preserve"> + SMOTE</w:t>
-            </w:r>
-            <w:r>
-              <w:rPr>
-                <w:rFonts w:ascii="Times New Roman" w:hAnsi="Times New Roman" w:cs="Times New Roman"/>
-                <w:sz w:val="24"/>
-                <w:szCs w:val="24"/>
-                <w:lang w:val="en-ID"/>
-              </w:rPr>
-              <w:t xml:space="preserve"> </w:t>
+              <w:t xml:space="preserve">Naive Bayes + SMOTE </w:t>
             </w:r>
           </w:p>
         </w:tc>
@@ -24417,16 +24399,7 @@
                 <w:szCs w:val="24"/>
                 <w:lang w:val="en-ID"/>
               </w:rPr>
-              <w:t>SVM</w:t>
-            </w:r>
-            <w:r>
-              <w:rPr>
-                <w:rFonts w:ascii="Times New Roman" w:hAnsi="Times New Roman" w:cs="Times New Roman"/>
-                <w:sz w:val="24"/>
-                <w:szCs w:val="24"/>
-                <w:lang w:val="en-ID"/>
-              </w:rPr>
-              <w:t xml:space="preserve"> + SMOTE</w:t>
+              <w:t>SVM + SMOTE</w:t>
             </w:r>
           </w:p>
         </w:tc>
@@ -24743,6 +24716,86 @@
         </w:rPr>
         <w:t>Berkaitan dengan keterbatasan yang ditemukan, meskipun tahap normalisasi teks telah dilakukan, penelitian selanjutnya disarankan untuk memperluas cakupan kamus normalisasi dan menerapkan koreksi ejaan (spell correction) otomatis. Hal ini diperlukan karena masih banyaknya variasi singkatan baru, bahasa gaul yang dinamis, serta kesalahan penulisan (typo) yang belum terakomodasi dalam kamus normalisasi saat ini, sehingga menyebabkan beberapa ulasan tetap terklasifikasi sebagai netral. Selain itu, khusus untuk aplikasi yang terintegrasi dengan ekosistem marketplace seperti ShopeePay, penggunaan metode Aspect-Based Sentiment Analysis sangat direkomendasikan guna memisahkan ulasan fitur pembayaran dari keluhan layanan pihak ketiga. Terakhir, pengembangan penelitian di masa depan dapat mengeksplorasi algoritma berbasis Deep Learning seperti LSTM atau BERT untuk meningkatkan kemampuan model dalam memahami konteks kalimat yang kompleks, termasuk mendeteksi sarkasme yang sulit dikenali oleh metode Machine Learning konvensional.</w:t>
       </w:r>
+    </w:p>
+    <w:p>
+      <w:pPr>
+        <w:spacing w:after="160" w:line="360" w:lineRule="auto"/>
+        <w:jc w:val="both"/>
+        <w:rPr>
+          <w:rFonts w:ascii="Times New Roman" w:hAnsi="Times New Roman" w:cs="Times New Roman"/>
+          <w:sz w:val="24"/>
+          <w:szCs w:val="24"/>
+        </w:rPr>
+      </w:pPr>
+    </w:p>
+    <w:p>
+      <w:pPr>
+        <w:spacing w:after="160" w:line="360" w:lineRule="auto"/>
+        <w:jc w:val="center"/>
+        <w:rPr>
+          <w:rFonts w:ascii="Times New Roman" w:hAnsi="Times New Roman" w:cs="Times New Roman"/>
+          <w:b/>
+          <w:bCs/>
+          <w:i/>
+          <w:iCs/>
+          <w:sz w:val="28"/>
+          <w:szCs w:val="28"/>
+        </w:rPr>
+      </w:pPr>
+      <w:r>
+        <w:rPr>
+          <w:rFonts w:ascii="Times New Roman" w:hAnsi="Times New Roman" w:cs="Times New Roman"/>
+          <w:b/>
+          <w:bCs/>
+          <w:i/>
+          <w:iCs/>
+          <w:sz w:val="28"/>
+          <w:szCs w:val="28"/>
+        </w:rPr>
+        <w:t>Link Github kode program :</w:t>
+      </w:r>
+    </w:p>
+    <w:p>
+      <w:pPr>
+        <w:spacing w:after="160" w:line="360" w:lineRule="auto"/>
+        <w:jc w:val="center"/>
+        <w:rPr>
+          <w:rFonts w:ascii="Times New Roman" w:hAnsi="Times New Roman" w:cs="Times New Roman"/>
+          <w:b/>
+          <w:bCs/>
+          <w:i/>
+          <w:iCs/>
+          <w:sz w:val="28"/>
+          <w:szCs w:val="28"/>
+        </w:rPr>
+      </w:pPr>
+      <w:r>
+        <w:rPr>
+          <w:rFonts w:ascii="Times New Roman" w:hAnsi="Times New Roman" w:cs="Times New Roman"/>
+          <w:b/>
+          <w:bCs/>
+          <w:i/>
+          <w:iCs/>
+          <w:sz w:val="28"/>
+          <w:szCs w:val="28"/>
+        </w:rPr>
+        <w:t xml:space="preserve"> </w:t>
+      </w:r>
+      <w:hyperlink r:id="rId17" w:history="1">
+        <w:r>
+          <w:rPr>
+            <w:rStyle w:val="Hyperlink"/>
+            <w:rFonts w:ascii="Times New Roman" w:hAnsi="Times New Roman" w:cs="Times New Roman"/>
+            <w:b/>
+            <w:bCs/>
+            <w:i/>
+            <w:iCs/>
+            <w:sz w:val="28"/>
+            <w:szCs w:val="28"/>
+          </w:rPr>
+          <w:t>https://github.com/rixxx1810/Analisis-Sentimen-PemTeks</w:t>
+        </w:r>
+      </w:hyperlink>
     </w:p>
     <w:sectPr>
       <w:pgSz w:w="11906" w:h="16838"/>
@@ -27985,6 +28038,7 @@
   <w:style w:type="character" w:default="1" w:styleId="DefaultParagraphFont">
     <w:name w:val="Default Paragraph Font"/>
     <w:uiPriority w:val="1"/>
+    <w:semiHidden/>
     <w:unhideWhenUsed/>
   </w:style>
   <w:style w:type="table" w:default="1" w:styleId="TableNormal">
@@ -28725,6 +28779,18 @@
       <w:lang w:val="id-ID"/>
     </w:rPr>
   </w:style>
+  <w:style w:type="character" w:styleId="UnresolvedMention">
+    <w:name w:val="Unresolved Mention"/>
+    <w:basedOn w:val="DefaultParagraphFont"/>
+    <w:uiPriority w:val="99"/>
+    <w:semiHidden/>
+    <w:unhideWhenUsed/>
+    <w:rsid w:val="00D03E47"/>
+    <w:rPr>
+      <w:color w:val="605E5C"/>
+      <w:shd w:val="clear" w:color="auto" w:fill="E1DFDD"/>
+    </w:rPr>
+  </w:style>
 </w:styles>
 </file>
 
